--- a/documentation/ACTIVITY_01_MERGE_AND_DEPLOYMENT_CODE_GUIDE.docx
+++ b/documentation/ACTIVITY_01_MERGE_AND_DEPLOYMENT_CODE_GUIDE.docx
@@ -2969,7 +2969,7 @@
           <w:sz w:val="22"/>
           <w:szCs w:val="22"/>
         </w:rPr>
-        <w:t xml:space="preserve">Install vLLM and supporting packages:</w:t>
+        <w:t xml:space="preserve">Install LoraForge package and dependencies:</w:t>
       </w:r>
     </w:p>
     <w:p>
@@ -2984,6 +2984,21 @@
           <w:sz w:val="20"/>
           <w:szCs w:val="20"/>
         </w:rPr>
+        <w:p>
+          <w:pPr>
+            <w:spacing w:before="40" w:after="40"/>
+            <w:ind w:left="360"/>
+          </w:pPr>
+          <w:r>
+            <w:rPr>
+              <w:rFonts w:ascii="Courier New" w:cs="Courier New" w:eastAsia="Courier New" w:hAnsi="Courier New"/>
+              <w:color w:val="1A1A1A"/>
+              <w:sz w:val="20"/>
+              <w:szCs w:val="20"/>
+            </w:rPr>
+            <w:t xml:space="preserve">pip install . --break-system-packages</w:t>
+          </w:r>
+        </w:p>
         <w:t xml:space="preserve">pip install vllm --break-system-packages</w:t>
       </w:r>
     </w:p>

--- a/documentation/ACTIVITY_01_MERGE_AND_DEPLOYMENT_CODE_GUIDE.docx
+++ b/documentation/ACTIVITY_01_MERGE_AND_DEPLOYMENT_CODE_GUIDE.docx
@@ -2969,7 +2969,7 @@
           <w:sz w:val="22"/>
           <w:szCs w:val="22"/>
         </w:rPr>
-        <w:t xml:space="preserve">Install LoraForge package and dependencies:</w:t>
+        <w:t xml:space="preserve">Install LoraForge package and all dependencies:</w:t>
       </w:r>
     </w:p>
     <w:p>
@@ -2984,21 +2984,21 @@
           <w:sz w:val="20"/>
           <w:szCs w:val="20"/>
         </w:rPr>
-        <w:p>
-          <w:pPr>
-            <w:spacing w:before="40" w:after="40"/>
-            <w:ind w:left="360"/>
-          </w:pPr>
-          <w:r>
-            <w:rPr>
-              <w:rFonts w:ascii="Courier New" w:cs="Courier New" w:eastAsia="Courier New" w:hAnsi="Courier New"/>
-              <w:color w:val="1A1A1A"/>
-              <w:sz w:val="20"/>
-              <w:szCs w:val="20"/>
-            </w:rPr>
-            <w:t xml:space="preserve">pip install . --break-system-packages</w:t>
-          </w:r>
-        </w:p>
+        <w:t xml:space="preserve">pip install . --break-system-packages</w:t>
+      </w:r>
+    </w:p>
+    <w:p>
+      <w:pPr>
+        <w:spacing w:before="40" w:after="40"/>
+        <w:ind w:left="360"/>
+      </w:pPr>
+      <w:r>
+        <w:rPr>
+          <w:rFonts w:ascii="Courier New" w:cs="Courier New" w:eastAsia="Courier New" w:hAnsi="Courier New"/>
+          <w:color w:val="1A1A1A"/>
+          <w:sz w:val="20"/>
+          <w:szCs w:val="20"/>
+        </w:rPr>
         <w:t xml:space="preserve">pip install vllm --break-system-packages</w:t>
       </w:r>
     </w:p>
@@ -8819,7 +8819,7 @@
                 <w:sz w:val="20"/>
                 <w:szCs w:val="20"/>
               </w:rPr>
-              <w:t xml:space="preserve">cd ~/LoraForge/code &amp;&amp; pip install vllm peft transformers accelerate datasets omegaconf openai --break-system-packages</w:t>
+              <w:t xml:space="preserve">cd ~/LoraForge/code &amp;&amp; pip install . --break-system-packages &amp;&amp; pip install vllm peft transformers accelerate datasets omegaconf openai --break-system-packages</w:t>
             </w:r>
           </w:p>
         </w:tc>
